--- a/uploads/Bhavin Yadav - Resume - 022026.docx
+++ b/uploads/Bhavin Yadav - Resume - 022026.docx
@@ -4,371 +4,77 @@
   <w:body>
     <w:p>
       <w:pPr>
-        <w:pStyle w:val="IntenseQuote"/>
-        <w:jc w:val="left"/>
-        <w:rPr>
-          <w:b/>
-          <w:bCs/>
-          <w:color w:val="000000" w:themeColor="text1"/>
-          <w:sz w:val="28"/>
-          <w:szCs w:val="28"/>
-        </w:rPr>
-      </w:pPr>
-      <w:r>
-        <w:rPr>
-          <w:b/>
-          <w:bCs/>
-          <w:color w:val="000000" w:themeColor="text1"/>
-          <w:sz w:val="28"/>
-          <w:szCs w:val="28"/>
-        </w:rPr>
+        <w:pStyle w:val="Heading1"/>
+      </w:pPr>
+      <w:r>
         <w:t>Bhavin</w:t>
       </w:r>
       <w:r>
         <w:rPr>
-          <w:b/>
-          <w:bCs/>
-          <w:color w:val="000000" w:themeColor="text1"/>
           <w:spacing w:val="-16"/>
-          <w:sz w:val="28"/>
-          <w:szCs w:val="28"/>
-        </w:rPr>
-        <w:t xml:space="preserve"> </w:t>
-      </w:r>
-      <w:r>
-        <w:rPr>
-          <w:b/>
-          <w:bCs/>
-          <w:color w:val="000000" w:themeColor="text1"/>
+        </w:rPr>
+        <w:t xml:space="preserve"> </w:t>
+      </w:r>
+      <w:r>
+        <w:rPr>
           <w:spacing w:val="-4"/>
-          <w:sz w:val="28"/>
-          <w:szCs w:val="28"/>
         </w:rPr>
         <w:t>Yadav</w:t>
-      </w:r>
-      <w:r>
-        <w:rPr>
-          <w:b/>
-          <w:bCs/>
-          <w:color w:val="000000" w:themeColor="text1"/>
-          <w:spacing w:val="-4"/>
-          <w:sz w:val="28"/>
-          <w:szCs w:val="28"/>
-        </w:rPr>
-        <w:t xml:space="preserve"> </w:t>
-      </w:r>
-      <w:r>
-        <w:rPr>
-          <w:b/>
-          <w:bCs/>
-          <w:color w:val="000000" w:themeColor="text1"/>
-          <w:spacing w:val="-4"/>
-          <w:sz w:val="28"/>
-          <w:szCs w:val="28"/>
-        </w:rPr>
-        <w:tab/>
-      </w:r>
-      <w:r>
-        <w:rPr>
-          <w:b/>
-          <w:bCs/>
-          <w:color w:val="000000" w:themeColor="text1"/>
-          <w:spacing w:val="-4"/>
-          <w:sz w:val="28"/>
-          <w:szCs w:val="28"/>
-        </w:rPr>
-        <w:tab/>
-      </w:r>
-      <w:r>
-        <w:rPr>
-          <w:b/>
-          <w:bCs/>
-          <w:color w:val="000000" w:themeColor="text1"/>
-          <w:spacing w:val="-4"/>
-          <w:sz w:val="28"/>
-          <w:szCs w:val="28"/>
-        </w:rPr>
-        <w:tab/>
-      </w:r>
-      <w:r>
-        <w:rPr>
-          <w:b/>
-          <w:bCs/>
-          <w:color w:val="000000" w:themeColor="text1"/>
-          <w:spacing w:val="-4"/>
-          <w:sz w:val="28"/>
-          <w:szCs w:val="28"/>
-        </w:rPr>
-        <w:tab/>
-      </w:r>
-      <w:r>
-        <w:rPr>
-          <w:b/>
-          <w:bCs/>
-          <w:color w:val="000000" w:themeColor="text1"/>
-          <w:spacing w:val="-4"/>
-          <w:sz w:val="28"/>
-          <w:szCs w:val="28"/>
-        </w:rPr>
-        <w:tab/>
-      </w:r>
-      <w:r>
-        <w:rPr>
-          <w:b/>
-          <w:bCs/>
-          <w:color w:val="000000" w:themeColor="text1"/>
-          <w:spacing w:val="-4"/>
-          <w:sz w:val="28"/>
-          <w:szCs w:val="28"/>
-        </w:rPr>
-        <w:tab/>
-      </w:r>
-      <w:r>
-        <w:rPr>
-          <w:b/>
-          <w:bCs/>
-          <w:color w:val="000000" w:themeColor="text1"/>
-          <w:spacing w:val="-4"/>
-          <w:sz w:val="28"/>
-          <w:szCs w:val="28"/>
-        </w:rPr>
-        <w:tab/>
-      </w:r>
-      <w:r>
-        <w:rPr>
-          <w:b/>
-          <w:bCs/>
-          <w:color w:val="000000" w:themeColor="text1"/>
-          <w:sz w:val="28"/>
-          <w:szCs w:val="28"/>
-        </w:rPr>
-        <w:t>Santa</w:t>
-      </w:r>
-      <w:r>
-        <w:rPr>
-          <w:b/>
-          <w:bCs/>
-          <w:color w:val="000000" w:themeColor="text1"/>
-          <w:spacing w:val="-5"/>
-          <w:sz w:val="28"/>
-          <w:szCs w:val="28"/>
-        </w:rPr>
-        <w:t xml:space="preserve"> </w:t>
-      </w:r>
-      <w:r>
-        <w:rPr>
-          <w:b/>
-          <w:bCs/>
-          <w:color w:val="000000" w:themeColor="text1"/>
-          <w:sz w:val="28"/>
-          <w:szCs w:val="28"/>
-        </w:rPr>
-        <w:t>Clara,</w:t>
-      </w:r>
-      <w:r>
-        <w:rPr>
-          <w:b/>
-          <w:bCs/>
-          <w:color w:val="000000" w:themeColor="text1"/>
-          <w:spacing w:val="-5"/>
-          <w:sz w:val="28"/>
-          <w:szCs w:val="28"/>
-        </w:rPr>
-        <w:t xml:space="preserve"> </w:t>
-      </w:r>
-      <w:r>
-        <w:rPr>
-          <w:b/>
-          <w:bCs/>
-          <w:color w:val="000000" w:themeColor="text1"/>
-          <w:sz w:val="28"/>
-          <w:szCs w:val="28"/>
-        </w:rPr>
-        <w:t>CA</w:t>
-      </w:r>
-      <w:r>
-        <w:rPr>
-          <w:b/>
-          <w:bCs/>
-          <w:color w:val="000000" w:themeColor="text1"/>
-          <w:spacing w:val="-7"/>
-          <w:sz w:val="28"/>
-          <w:szCs w:val="28"/>
-        </w:rPr>
-        <w:t xml:space="preserve"> </w:t>
-      </w:r>
-      <w:r>
-        <w:rPr>
-          <w:b/>
-          <w:bCs/>
-          <w:color w:val="000000" w:themeColor="text1"/>
-          <w:sz w:val="28"/>
-          <w:szCs w:val="28"/>
-        </w:rPr>
-        <w:t>95050</w:t>
       </w:r>
     </w:p>
     <w:p>
       <w:pPr>
-        <w:pStyle w:val="IntenseQuote"/>
-        <w:jc w:val="left"/>
-        <w:rPr>
-          <w:b/>
-          <w:bCs/>
-          <w:color w:val="000000" w:themeColor="text1"/>
-          <w:sz w:val="28"/>
-          <w:szCs w:val="28"/>
-        </w:rPr>
-      </w:pPr>
-      <w:r>
-        <w:rPr>
-          <w:b/>
-          <w:bCs/>
-          <w:color w:val="000000" w:themeColor="text1"/>
-          <w:sz w:val="28"/>
-          <w:szCs w:val="28"/>
-        </w:rPr>
-        <w:t>+</w:t>
-      </w:r>
-      <w:r>
-        <w:rPr>
-          <w:b/>
-          <w:bCs/>
-          <w:color w:val="000000" w:themeColor="text1"/>
-          <w:sz w:val="28"/>
-          <w:szCs w:val="28"/>
-        </w:rPr>
-        <w:t xml:space="preserve">1 </w:t>
-      </w:r>
-      <w:r>
-        <w:rPr>
-          <w:b/>
-          <w:bCs/>
-          <w:color w:val="000000" w:themeColor="text1"/>
-          <w:sz w:val="28"/>
-          <w:szCs w:val="28"/>
-        </w:rPr>
-        <w:t>628-629-6129</w:t>
-      </w:r>
-      <w:r>
-        <w:rPr>
-          <w:b/>
-          <w:bCs/>
-          <w:color w:val="000000" w:themeColor="text1"/>
-          <w:spacing w:val="-6"/>
-          <w:sz w:val="28"/>
-          <w:szCs w:val="28"/>
-        </w:rPr>
-        <w:t xml:space="preserve"> </w:t>
-      </w:r>
-      <w:r>
-        <w:rPr>
-          <w:b/>
-          <w:bCs/>
-          <w:color w:val="000000" w:themeColor="text1"/>
-          <w:sz w:val="28"/>
-          <w:szCs w:val="28"/>
-        </w:rPr>
-        <w:tab/>
-      </w:r>
-      <w:r>
-        <w:rPr>
-          <w:b/>
-          <w:bCs/>
-          <w:color w:val="000000" w:themeColor="text1"/>
-          <w:sz w:val="28"/>
-          <w:szCs w:val="28"/>
-        </w:rPr>
-        <w:tab/>
-      </w:r>
-      <w:r>
-        <w:rPr>
-          <w:b/>
-          <w:bCs/>
-          <w:color w:val="000000" w:themeColor="text1"/>
-          <w:sz w:val="28"/>
-          <w:szCs w:val="28"/>
-        </w:rPr>
-        <w:tab/>
-      </w:r>
-      <w:r>
-        <w:rPr>
-          <w:b/>
-          <w:bCs/>
-          <w:color w:val="000000" w:themeColor="text1"/>
-          <w:sz w:val="28"/>
-          <w:szCs w:val="28"/>
-        </w:rPr>
-        <w:tab/>
-      </w:r>
-      <w:r>
-        <w:rPr>
-          <w:b/>
-          <w:bCs/>
-          <w:color w:val="000000" w:themeColor="text1"/>
-          <w:sz w:val="28"/>
-          <w:szCs w:val="28"/>
-        </w:rPr>
-        <w:tab/>
-      </w:r>
-      <w:r>
-        <w:rPr>
-          <w:b/>
-          <w:bCs/>
-          <w:color w:val="000000" w:themeColor="text1"/>
-          <w:sz w:val="28"/>
-          <w:szCs w:val="28"/>
-        </w:rPr>
-        <w:tab/>
-      </w:r>
-      <w:r>
-        <w:rPr>
-          <w:b/>
-          <w:bCs/>
-          <w:color w:val="000000" w:themeColor="text1"/>
-          <w:sz w:val="28"/>
-          <w:szCs w:val="28"/>
-        </w:rPr>
-        <w:tab/>
-      </w:r>
-      <w:r>
-        <w:rPr>
-          <w:b/>
-          <w:bCs/>
-          <w:color w:val="000000" w:themeColor="text1"/>
+        <w:pStyle w:val="BodyText"/>
+        <w:spacing w:before="0"/>
+        <w:ind w:left="358"/>
+        <w:jc w:val="center"/>
+      </w:pPr>
+      <w:r>
+        <w:t>Santa</w:t>
+      </w:r>
+      <w:r>
+        <w:rPr>
           <w:spacing w:val="-5"/>
-          <w:sz w:val="28"/>
-          <w:szCs w:val="28"/>
-        </w:rPr>
-        <w:t xml:space="preserve"> </w:t>
-      </w:r>
-      <w:hyperlink r:id="rId5">
-        <w:r>
-          <w:rPr>
-            <w:b/>
-            <w:bCs/>
-            <w:color w:val="000000" w:themeColor="text1"/>
-            <w:spacing w:val="-2"/>
-            <w:sz w:val="28"/>
-            <w:szCs w:val="28"/>
-          </w:rPr>
-          <w:t>bhavinyadav@gmail.com</w:t>
-        </w:r>
-      </w:hyperlink>
+        </w:rPr>
+        <w:t xml:space="preserve"> </w:t>
+      </w:r>
+      <w:r>
+        <w:t>Clara,</w:t>
+      </w:r>
+      <w:r>
+        <w:rPr>
+          <w:spacing w:val="-5"/>
+        </w:rPr>
+        <w:t xml:space="preserve"> </w:t>
+      </w:r>
+      <w:r>
+        <w:t>CA</w:t>
+      </w:r>
+      <w:r>
+        <w:rPr>
+          <w:spacing w:val="-7"/>
+        </w:rPr>
+        <w:t xml:space="preserve"> </w:t>
+      </w:r>
+      <w:r>
+        <w:t>95050</w:t>
+      </w:r>
+      <w:r>
+        <w:rPr>
+          <w:spacing w:val="-4"/>
+        </w:rPr>
+        <w:t xml:space="preserve"> </w:t>
+      </w:r>
     </w:p>
     <w:p>
       <w:pPr>
-        <w:pStyle w:val="Heading1"/>
-        <w:rPr>
-          <w:u w:val="single"/>
-        </w:rPr>
+        <w:pStyle w:val="Heading2"/>
       </w:pPr>
       <w:bookmarkStart w:id="0" w:name="Summary"/>
       <w:bookmarkEnd w:id="0"/>
       <w:r>
         <w:rPr>
           <w:spacing w:val="-2"/>
-          <w:u w:val="single"/>
         </w:rPr>
         <w:t>Summary</w:t>
       </w:r>
@@ -758,12 +464,12 @@
         <w:t xml:space="preserve"> </w:t>
       </w:r>
       <w:r>
-        <w:t>solutions. IBM Redbook author and certified security professional (CCSP, Security+, CC, TAISE) with deep expertise in network security, identity management, and compliance-driven security architectures.</w:t>
+        <w:t>solutions. IBM Redbook author and certiﬁed security professional (CCSP, Security+, CC, TAISE) with deep expertise in network security, identity management, and compliance-driven security architectures.</w:t>
       </w:r>
     </w:p>
     <w:p>
       <w:pPr>
-        <w:pStyle w:val="Heading1"/>
+        <w:pStyle w:val="Heading2"/>
         <w:spacing w:before="241"/>
       </w:pPr>
       <w:bookmarkStart w:id="1" w:name="Core_Expertise"/>
@@ -780,57 +486,41 @@
     </w:p>
     <w:p>
       <w:pPr>
-        <w:pStyle w:val="Heading2"/>
+        <w:pStyle w:val="Heading3"/>
         <w:spacing w:before="178"/>
-        <w:rPr>
-          <w:u w:val="single"/>
-        </w:rPr>
       </w:pPr>
       <w:bookmarkStart w:id="2" w:name="Cloud_&amp;_Network_Security"/>
       <w:bookmarkEnd w:id="2"/>
       <w:r>
-        <w:rPr>
-          <w:u w:val="single"/>
-        </w:rPr>
         <w:t>Cloud</w:t>
       </w:r>
       <w:r>
         <w:rPr>
           <w:spacing w:val="-2"/>
-          <w:u w:val="single"/>
-        </w:rPr>
-        <w:t xml:space="preserve"> </w:t>
-      </w:r>
-      <w:r>
-        <w:rPr>
-          <w:u w:val="single"/>
-        </w:rPr>
+        </w:rPr>
+        <w:t xml:space="preserve"> </w:t>
+      </w:r>
+      <w:r>
         <w:t>&amp;</w:t>
       </w:r>
       <w:r>
         <w:rPr>
           <w:spacing w:val="-2"/>
-          <w:u w:val="single"/>
-        </w:rPr>
-        <w:t xml:space="preserve"> </w:t>
-      </w:r>
-      <w:r>
-        <w:rPr>
-          <w:u w:val="single"/>
-        </w:rPr>
+        </w:rPr>
+        <w:t xml:space="preserve"> </w:t>
+      </w:r>
+      <w:r>
         <w:t>Network</w:t>
       </w:r>
       <w:r>
         <w:rPr>
           <w:spacing w:val="-1"/>
-          <w:u w:val="single"/>
         </w:rPr>
         <w:t xml:space="preserve"> </w:t>
       </w:r>
       <w:r>
         <w:rPr>
           <w:spacing w:val="-2"/>
-          <w:u w:val="single"/>
         </w:rPr>
         <w:t>Security</w:t>
       </w:r>
@@ -1045,8 +735,13 @@
         </w:rPr>
         <w:t xml:space="preserve"> </w:t>
       </w:r>
-      <w:r>
-        <w:t>center,</w:t>
+      <w:proofErr w:type="gramStart"/>
+      <w:r>
+        <w:t>center</w:t>
+      </w:r>
+      <w:proofErr w:type="gramEnd"/>
+      <w:r>
+        <w:t>,</w:t>
       </w:r>
       <w:r>
         <w:rPr>
@@ -1102,19 +797,11 @@
         <w:pStyle w:val="BodyText"/>
         <w:spacing w:before="0"/>
       </w:pPr>
-      <w:proofErr w:type="spellStart"/>
       <w:r>
         <w:rPr>
           <w:spacing w:val="-2"/>
         </w:rPr>
-        <w:t>TrustSec</w:t>
-      </w:r>
-      <w:proofErr w:type="spellEnd"/>
-      <w:r>
-        <w:rPr>
-          <w:spacing w:val="-2"/>
-        </w:rPr>
-        <w:t>,</w:t>
+        <w:t>TrustSec,</w:t>
       </w:r>
       <w:r>
         <w:rPr>
@@ -1307,48 +994,36 @@
         <w:t xml:space="preserve"> </w:t>
       </w:r>
       <w:r>
-        <w:t>cloud operations and AI-assisted policy workflows.</w:t>
+        <w:t>cloud operations and AI-assisted policy workﬂows.</w:t>
       </w:r>
     </w:p>
     <w:p>
       <w:pPr>
-        <w:pStyle w:val="Heading2"/>
-        <w:rPr>
-          <w:u w:val="single"/>
-        </w:rPr>
+        <w:pStyle w:val="Heading3"/>
       </w:pPr>
       <w:bookmarkStart w:id="3" w:name="AI-Driven_Security_&amp;_Analytics"/>
       <w:bookmarkEnd w:id="3"/>
       <w:r>
-        <w:rPr>
-          <w:u w:val="single"/>
-        </w:rPr>
         <w:t>AI-Driven</w:t>
       </w:r>
       <w:r>
         <w:rPr>
           <w:spacing w:val="-2"/>
-          <w:u w:val="single"/>
-        </w:rPr>
-        <w:t xml:space="preserve"> </w:t>
-      </w:r>
-      <w:r>
-        <w:rPr>
-          <w:u w:val="single"/>
-        </w:rPr>
+        </w:rPr>
+        <w:t xml:space="preserve"> </w:t>
+      </w:r>
+      <w:r>
         <w:t>Security &amp;</w:t>
       </w:r>
       <w:r>
         <w:rPr>
           <w:spacing w:val="-4"/>
-          <w:u w:val="single"/>
         </w:rPr>
         <w:t xml:space="preserve"> </w:t>
       </w:r>
       <w:r>
         <w:rPr>
           <w:spacing w:val="-2"/>
-          <w:u w:val="single"/>
         </w:rPr>
         <w:t>Analytics</w:t>
       </w:r>
@@ -1675,49 +1350,34 @@
     </w:p>
     <w:p>
       <w:pPr>
-        <w:pStyle w:val="Heading2"/>
-        <w:rPr>
-          <w:u w:val="single"/>
-        </w:rPr>
+        <w:pStyle w:val="Heading3"/>
       </w:pPr>
       <w:bookmarkStart w:id="4" w:name="Data_Protection_&amp;_Compliance"/>
       <w:bookmarkEnd w:id="4"/>
       <w:r>
-        <w:rPr>
-          <w:u w:val="single"/>
-        </w:rPr>
         <w:t>Data</w:t>
       </w:r>
       <w:r>
         <w:rPr>
           <w:spacing w:val="-2"/>
-          <w:u w:val="single"/>
-        </w:rPr>
-        <w:t xml:space="preserve"> </w:t>
-      </w:r>
-      <w:r>
-        <w:rPr>
-          <w:u w:val="single"/>
-        </w:rPr>
+        </w:rPr>
+        <w:t xml:space="preserve"> </w:t>
+      </w:r>
+      <w:r>
         <w:t>Protection</w:t>
       </w:r>
       <w:r>
         <w:rPr>
           <w:spacing w:val="-1"/>
-          <w:u w:val="single"/>
-        </w:rPr>
-        <w:t xml:space="preserve"> </w:t>
-      </w:r>
-      <w:r>
-        <w:rPr>
-          <w:u w:val="single"/>
-        </w:rPr>
+        </w:rPr>
+        <w:t xml:space="preserve"> </w:t>
+      </w:r>
+      <w:r>
         <w:t>&amp;</w:t>
       </w:r>
       <w:r>
         <w:rPr>
           <w:spacing w:val="-2"/>
-          <w:u w:val="single"/>
         </w:rPr>
         <w:t xml:space="preserve"> Compliance</w:t>
       </w:r>
@@ -1835,7 +1495,7 @@
         <w:t xml:space="preserve"> </w:t>
       </w:r>
       <w:r>
-        <w:t>exfiltration</w:t>
+        <w:t>exﬁltration</w:t>
       </w:r>
       <w:r>
         <w:rPr>
@@ -2125,43 +1785,31 @@
     </w:p>
     <w:p>
       <w:pPr>
-        <w:pStyle w:val="Heading2"/>
-        <w:rPr>
-          <w:u w:val="single"/>
-        </w:rPr>
+        <w:pStyle w:val="Heading3"/>
       </w:pPr>
       <w:bookmarkStart w:id="5" w:name="Security_Product_Management"/>
       <w:bookmarkEnd w:id="5"/>
       <w:r>
-        <w:rPr>
-          <w:u w:val="single"/>
-        </w:rPr>
         <w:t>Security</w:t>
       </w:r>
       <w:r>
         <w:rPr>
           <w:spacing w:val="-4"/>
-          <w:u w:val="single"/>
-        </w:rPr>
-        <w:t xml:space="preserve"> </w:t>
-      </w:r>
-      <w:r>
-        <w:rPr>
-          <w:u w:val="single"/>
-        </w:rPr>
+        </w:rPr>
+        <w:t xml:space="preserve"> </w:t>
+      </w:r>
+      <w:r>
         <w:t>Product</w:t>
       </w:r>
       <w:r>
         <w:rPr>
           <w:spacing w:val="-3"/>
-          <w:u w:val="single"/>
         </w:rPr>
         <w:t xml:space="preserve"> </w:t>
       </w:r>
       <w:r>
         <w:rPr>
           <w:spacing w:val="-2"/>
-          <w:u w:val="single"/>
         </w:rPr>
         <w:t>Management</w:t>
       </w:r>
@@ -2619,9 +2267,6 @@
       <w:pPr>
         <w:pStyle w:val="BodyText"/>
         <w:spacing w:before="0"/>
-        <w:rPr>
-          <w:spacing w:val="-2"/>
-        </w:rPr>
       </w:pPr>
       <w:r>
         <w:t>enterprise</w:t>
@@ -2641,137 +2286,84 @@
     </w:p>
     <w:p>
       <w:pPr>
-        <w:pStyle w:val="BodyText"/>
-        <w:spacing w:before="0"/>
-        <w:ind w:left="0"/>
-      </w:pPr>
+        <w:pStyle w:val="Heading2"/>
+      </w:pPr>
+      <w:bookmarkStart w:id="6" w:name="Security_Certifications_&amp;_Leadership"/>
+      <w:bookmarkEnd w:id="6"/>
+      <w:r>
+        <w:t>Security</w:t>
+      </w:r>
+      <w:r>
+        <w:rPr>
+          <w:spacing w:val="-7"/>
+        </w:rPr>
+        <w:t xml:space="preserve"> </w:t>
+      </w:r>
+      <w:r>
+        <w:t>Certifications</w:t>
+      </w:r>
+      <w:r>
+        <w:rPr>
+          <w:spacing w:val="-6"/>
+        </w:rPr>
+        <w:t xml:space="preserve"> </w:t>
+      </w:r>
+      <w:r>
+        <w:t>&amp;</w:t>
+      </w:r>
+      <w:r>
+        <w:rPr>
+          <w:spacing w:val="-6"/>
+        </w:rPr>
+        <w:t xml:space="preserve"> </w:t>
+      </w:r>
+      <w:r>
+        <w:rPr>
+          <w:spacing w:val="-2"/>
+        </w:rPr>
+        <w:t>Leadership</w:t>
+      </w:r>
     </w:p>
     <w:p>
       <w:pPr>
-        <w:pStyle w:val="Heading1"/>
-      </w:pPr>
-      <w:bookmarkStart w:id="6" w:name="Security_Certifications_&amp;_Leadership"/>
-      <w:bookmarkEnd w:id="6"/>
-    </w:p>
-    <w:p>
-      <w:pPr>
-        <w:pStyle w:val="Heading1"/>
-      </w:pPr>
-    </w:p>
-    <w:p>
-      <w:pPr>
-        <w:pStyle w:val="Heading1"/>
-        <w:rPr>
-          <w:u w:val="single"/>
-        </w:rPr>
-      </w:pPr>
-      <w:r>
-        <w:rPr>
-          <w:u w:val="single"/>
-        </w:rPr>
-        <w:lastRenderedPageBreak/>
-        <w:t>Security</w:t>
-      </w:r>
-      <w:r>
-        <w:rPr>
-          <w:spacing w:val="-7"/>
-          <w:u w:val="single"/>
-        </w:rPr>
-        <w:t xml:space="preserve"> </w:t>
-      </w:r>
-      <w:r>
-        <w:rPr>
-          <w:u w:val="single"/>
-        </w:rPr>
-        <w:t>Certifications</w:t>
-      </w:r>
-      <w:r>
-        <w:rPr>
-          <w:spacing w:val="-6"/>
-          <w:u w:val="single"/>
-        </w:rPr>
-        <w:t xml:space="preserve"> </w:t>
-      </w:r>
-      <w:r>
-        <w:rPr>
-          <w:u w:val="single"/>
-        </w:rPr>
-        <w:t>&amp;</w:t>
-      </w:r>
-      <w:r>
-        <w:rPr>
-          <w:spacing w:val="-6"/>
-          <w:u w:val="single"/>
-        </w:rPr>
-        <w:t xml:space="preserve"> </w:t>
-      </w:r>
-      <w:r>
-        <w:rPr>
-          <w:spacing w:val="-2"/>
-          <w:u w:val="single"/>
-        </w:rPr>
-        <w:t>Leadership</w:t>
-      </w:r>
-    </w:p>
-    <w:p>
-      <w:pPr>
-        <w:pStyle w:val="Heading2"/>
+        <w:pStyle w:val="Heading3"/>
         <w:spacing w:before="181"/>
-        <w:rPr>
-          <w:u w:val="single"/>
-        </w:rPr>
       </w:pPr>
       <w:bookmarkStart w:id="7" w:name="Cloud_&amp;_Cyber_Security_Certifications"/>
       <w:bookmarkEnd w:id="7"/>
       <w:r>
-        <w:rPr>
-          <w:u w:val="single"/>
-        </w:rPr>
         <w:t>Cloud</w:t>
       </w:r>
       <w:r>
         <w:rPr>
           <w:spacing w:val="-3"/>
-          <w:u w:val="single"/>
-        </w:rPr>
-        <w:t xml:space="preserve"> </w:t>
-      </w:r>
-      <w:r>
-        <w:rPr>
-          <w:u w:val="single"/>
-        </w:rPr>
+        </w:rPr>
+        <w:t xml:space="preserve"> </w:t>
+      </w:r>
+      <w:r>
         <w:t>&amp;</w:t>
       </w:r>
       <w:r>
         <w:rPr>
           <w:spacing w:val="-3"/>
-          <w:u w:val="single"/>
-        </w:rPr>
-        <w:t xml:space="preserve"> </w:t>
-      </w:r>
-      <w:r>
-        <w:rPr>
-          <w:u w:val="single"/>
-        </w:rPr>
+        </w:rPr>
+        <w:t xml:space="preserve"> </w:t>
+      </w:r>
+      <w:r>
         <w:t>Cyber</w:t>
       </w:r>
       <w:r>
         <w:rPr>
           <w:spacing w:val="-3"/>
-          <w:u w:val="single"/>
-        </w:rPr>
-        <w:t xml:space="preserve"> </w:t>
-      </w:r>
-      <w:r>
-        <w:rPr>
-          <w:u w:val="single"/>
-        </w:rPr>
+        </w:rPr>
+        <w:t xml:space="preserve"> </w:t>
+      </w:r>
+      <w:r>
         <w:t>Security</w:t>
       </w:r>
       <w:r>
         <w:rPr>
           <w:spacing w:val="-2"/>
-          <w:u w:val="single"/>
         </w:rPr>
         <w:t xml:space="preserve"> Certifications</w:t>
       </w:r>
@@ -2794,16 +2386,16 @@
       </w:r>
       <w:r>
         <w:rPr>
-          <w:spacing w:val="-8"/>
-        </w:rPr>
-        <w:t xml:space="preserve"> </w:t>
-      </w:r>
-      <w:r>
-        <w:t>Certified</w:t>
-      </w:r>
-      <w:r>
-        <w:rPr>
-          <w:spacing w:val="-8"/>
+          <w:spacing w:val="-10"/>
+        </w:rPr>
+        <w:t xml:space="preserve"> </w:t>
+      </w:r>
+      <w:r>
+        <w:t>Certiﬁed</w:t>
+      </w:r>
+      <w:r>
+        <w:rPr>
+          <w:spacing w:val="-7"/>
         </w:rPr>
         <w:t xml:space="preserve"> </w:t>
       </w:r>
@@ -2812,7 +2404,7 @@
       </w:r>
       <w:r>
         <w:rPr>
-          <w:spacing w:val="-7"/>
+          <w:spacing w:val="-8"/>
         </w:rPr>
         <w:t xml:space="preserve"> </w:t>
       </w:r>
@@ -2821,7 +2413,7 @@
       </w:r>
       <w:r>
         <w:rPr>
-          <w:spacing w:val="-7"/>
+          <w:spacing w:val="-6"/>
         </w:rPr>
         <w:t xml:space="preserve"> </w:t>
       </w:r>
@@ -2839,7 +2431,7 @@
       </w:r>
       <w:r>
         <w:rPr>
-          <w:spacing w:val="-6"/>
+          <w:spacing w:val="-5"/>
         </w:rPr>
         <w:t xml:space="preserve"> </w:t>
       </w:r>
@@ -2863,7 +2455,7 @@
         <w:ind w:left="519" w:hanging="160"/>
       </w:pPr>
       <w:r>
-        <w:t>Certified</w:t>
+        <w:t>Certiﬁed</w:t>
       </w:r>
       <w:r>
         <w:rPr>
@@ -2885,7 +2477,7 @@
       </w:r>
       <w:r>
         <w:rPr>
-          <w:spacing w:val="-6"/>
+          <w:spacing w:val="-5"/>
         </w:rPr>
         <w:t xml:space="preserve"> </w:t>
       </w:r>
@@ -3033,44 +2625,44 @@
     </w:p>
     <w:p>
       <w:pPr>
-        <w:pStyle w:val="Heading2"/>
+        <w:pStyle w:val="ListParagraph"/>
+        <w:sectPr>
+          <w:type w:val="continuous"/>
+          <w:pgSz w:w="12240" w:h="15840"/>
+          <w:pgMar w:top="700" w:right="720" w:bottom="280" w:left="360" w:header="720" w:footer="720" w:gutter="0"/>
+          <w:cols w:space="720"/>
+        </w:sectPr>
+      </w:pPr>
+    </w:p>
+    <w:p>
+      <w:pPr>
+        <w:pStyle w:val="Heading3"/>
         <w:spacing w:before="80"/>
-        <w:rPr>
-          <w:u w:val="single"/>
-        </w:rPr>
       </w:pPr>
       <w:bookmarkStart w:id="8" w:name="Multi-Cloud_&amp;_Networking"/>
       <w:bookmarkEnd w:id="8"/>
       <w:r>
-        <w:rPr>
-          <w:u w:val="single"/>
-        </w:rPr>
+        <w:lastRenderedPageBreak/>
         <w:t>Multi-Cloud</w:t>
       </w:r>
       <w:r>
         <w:rPr>
           <w:spacing w:val="-4"/>
-          <w:u w:val="single"/>
-        </w:rPr>
-        <w:t xml:space="preserve"> </w:t>
-      </w:r>
-      <w:r>
-        <w:rPr>
-          <w:u w:val="single"/>
-        </w:rPr>
+        </w:rPr>
+        <w:t xml:space="preserve"> </w:t>
+      </w:r>
+      <w:r>
         <w:t>&amp;</w:t>
       </w:r>
       <w:r>
         <w:rPr>
           <w:spacing w:val="-3"/>
-          <w:u w:val="single"/>
         </w:rPr>
         <w:t xml:space="preserve"> </w:t>
       </w:r>
       <w:r>
         <w:rPr>
           <w:spacing w:val="-2"/>
-          <w:u w:val="single"/>
         </w:rPr>
         <w:t>Networking</w:t>
       </w:r>
@@ -3098,11 +2690,11 @@
         <w:t xml:space="preserve"> </w:t>
       </w:r>
       <w:r>
-        <w:t>Certifications:</w:t>
-      </w:r>
-      <w:r>
-        <w:rPr>
-          <w:spacing w:val="-12"/>
+        <w:t>Certiﬁcations:</w:t>
+      </w:r>
+      <w:r>
+        <w:rPr>
+          <w:spacing w:val="-11"/>
         </w:rPr>
         <w:t xml:space="preserve"> </w:t>
       </w:r>
@@ -3151,7 +2743,7 @@
     </w:p>
     <w:p>
       <w:pPr>
-        <w:pStyle w:val="Heading2"/>
+        <w:pStyle w:val="Heading3"/>
         <w:spacing w:before="200"/>
       </w:pPr>
       <w:bookmarkStart w:id="9" w:name="Leadership"/>
@@ -3230,69 +2822,49 @@
     </w:p>
     <w:p>
       <w:pPr>
-        <w:pStyle w:val="Heading1"/>
-        <w:rPr>
-          <w:u w:val="single"/>
-        </w:rPr>
+        <w:pStyle w:val="Heading2"/>
       </w:pPr>
       <w:bookmarkStart w:id="10" w:name="Security_Thought_Leadership_&amp;_Publicatio"/>
       <w:bookmarkEnd w:id="10"/>
       <w:r>
-        <w:rPr>
-          <w:u w:val="single"/>
-        </w:rPr>
         <w:t>Security</w:t>
       </w:r>
       <w:r>
         <w:rPr>
           <w:spacing w:val="-10"/>
-          <w:u w:val="single"/>
-        </w:rPr>
-        <w:t xml:space="preserve"> </w:t>
-      </w:r>
-      <w:r>
-        <w:rPr>
-          <w:u w:val="single"/>
-        </w:rPr>
+        </w:rPr>
+        <w:t xml:space="preserve"> </w:t>
+      </w:r>
+      <w:r>
         <w:t>Thought</w:t>
       </w:r>
       <w:r>
         <w:rPr>
           <w:spacing w:val="-6"/>
-          <w:u w:val="single"/>
-        </w:rPr>
-        <w:t xml:space="preserve"> </w:t>
-      </w:r>
-      <w:r>
-        <w:rPr>
-          <w:u w:val="single"/>
-        </w:rPr>
+        </w:rPr>
+        <w:t xml:space="preserve"> </w:t>
+      </w:r>
+      <w:r>
         <w:t>Leadership</w:t>
       </w:r>
       <w:r>
         <w:rPr>
           <w:spacing w:val="-5"/>
-          <w:u w:val="single"/>
-        </w:rPr>
-        <w:t xml:space="preserve"> </w:t>
-      </w:r>
-      <w:r>
-        <w:rPr>
-          <w:u w:val="single"/>
-        </w:rPr>
+        </w:rPr>
+        <w:t xml:space="preserve"> </w:t>
+      </w:r>
+      <w:r>
         <w:t>&amp;</w:t>
       </w:r>
       <w:r>
         <w:rPr>
           <w:spacing w:val="-5"/>
-          <w:u w:val="single"/>
         </w:rPr>
         <w:t xml:space="preserve"> </w:t>
       </w:r>
       <w:r>
         <w:rPr>
           <w:spacing w:val="-2"/>
-          <w:u w:val="single"/>
         </w:rPr>
         <w:t>Publications</w:t>
       </w:r>
@@ -3478,22 +3050,18 @@
         </w:rPr>
         <w:t xml:space="preserve"> </w:t>
       </w:r>
-      <w:proofErr w:type="spellStart"/>
       <w:r>
         <w:t>TrustSec</w:t>
       </w:r>
-      <w:proofErr w:type="spellEnd"/>
       <w:r>
         <w:rPr>
           <w:spacing w:val="-7"/>
         </w:rPr>
         <w:t xml:space="preserve"> </w:t>
       </w:r>
-      <w:proofErr w:type="spellStart"/>
       <w:r>
         <w:t>Fibre</w:t>
       </w:r>
-      <w:proofErr w:type="spellEnd"/>
       <w:r>
         <w:rPr>
           <w:spacing w:val="-6"/>
@@ -3876,7 +3444,7 @@
     </w:p>
     <w:p>
       <w:pPr>
-        <w:pStyle w:val="Heading1"/>
+        <w:pStyle w:val="Heading2"/>
         <w:spacing w:before="241"/>
       </w:pPr>
       <w:bookmarkStart w:id="11" w:name="Professional_Experience"/>
@@ -3899,17 +3467,15 @@
     </w:p>
     <w:p>
       <w:pPr>
-        <w:pStyle w:val="Heading2"/>
+        <w:pStyle w:val="Heading3"/>
         <w:spacing w:before="120"/>
         <w:rPr>
           <w:rFonts w:ascii="Calibri"/>
-          <w:u w:val="single"/>
         </w:rPr>
       </w:pPr>
       <w:r>
         <w:rPr>
           <w:rFonts w:ascii="Calibri"/>
-          <w:u w:val="single"/>
         </w:rPr>
         <w:t>HP</w:t>
       </w:r>
@@ -3917,7 +3483,6 @@
         <w:rPr>
           <w:rFonts w:ascii="Calibri"/>
           <w:spacing w:val="-3"/>
-          <w:u w:val="single"/>
         </w:rPr>
         <w:t xml:space="preserve"> </w:t>
       </w:r>
@@ -3925,76 +3490,18 @@
         <w:rPr>
           <w:rFonts w:ascii="Calibri"/>
           <w:spacing w:val="-2"/>
-          <w:u w:val="single"/>
         </w:rPr>
         <w:t>Enterprise</w:t>
-      </w:r>
-      <w:r>
-        <w:rPr>
-          <w:sz w:val="22"/>
-          <w:u w:val="single"/>
-        </w:rPr>
-        <w:t>|</w:t>
-      </w:r>
-      <w:r>
-        <w:rPr>
-          <w:spacing w:val="-8"/>
-          <w:sz w:val="22"/>
-          <w:u w:val="single"/>
-        </w:rPr>
-        <w:t xml:space="preserve"> </w:t>
-      </w:r>
-      <w:r>
-        <w:rPr>
-          <w:sz w:val="22"/>
-          <w:u w:val="single"/>
-        </w:rPr>
-        <w:t>09/2023</w:t>
-      </w:r>
-      <w:r>
-        <w:rPr>
-          <w:spacing w:val="-8"/>
-          <w:sz w:val="22"/>
-          <w:u w:val="single"/>
-        </w:rPr>
-        <w:t xml:space="preserve"> </w:t>
-      </w:r>
-      <w:r>
-        <w:rPr>
-          <w:sz w:val="22"/>
-          <w:u w:val="single"/>
-        </w:rPr>
-        <w:t>–</w:t>
-      </w:r>
-      <w:r>
-        <w:rPr>
-          <w:spacing w:val="-8"/>
-          <w:sz w:val="22"/>
-          <w:u w:val="single"/>
-        </w:rPr>
-        <w:t xml:space="preserve"> </w:t>
-      </w:r>
-      <w:r>
-        <w:rPr>
-          <w:spacing w:val="-2"/>
-          <w:sz w:val="22"/>
-          <w:u w:val="single"/>
-        </w:rPr>
-        <w:t>Present</w:t>
       </w:r>
     </w:p>
     <w:p>
       <w:pPr>
         <w:spacing w:before="79"/>
         <w:ind w:left="360"/>
-        <w:rPr>
-          <w:u w:val="single"/>
-        </w:rPr>
       </w:pPr>
       <w:r>
         <w:rPr>
           <w:b/>
-          <w:u w:val="single"/>
         </w:rPr>
         <w:t>Principal</w:t>
       </w:r>
@@ -4002,14 +3509,12 @@
         <w:rPr>
           <w:b/>
           <w:spacing w:val="-10"/>
-          <w:u w:val="single"/>
         </w:rPr>
         <w:t xml:space="preserve"> </w:t>
       </w:r>
       <w:r>
         <w:rPr>
           <w:b/>
-          <w:u w:val="single"/>
         </w:rPr>
         <w:t>Product</w:t>
       </w:r>
@@ -4017,14 +3522,12 @@
         <w:rPr>
           <w:b/>
           <w:spacing w:val="-8"/>
-          <w:u w:val="single"/>
         </w:rPr>
         <w:t xml:space="preserve"> </w:t>
       </w:r>
       <w:r>
         <w:rPr>
           <w:b/>
-          <w:u w:val="single"/>
         </w:rPr>
         <w:t>Manager,</w:t>
       </w:r>
@@ -4032,14 +3535,12 @@
         <w:rPr>
           <w:b/>
           <w:spacing w:val="-6"/>
-          <w:u w:val="single"/>
         </w:rPr>
         <w:t xml:space="preserve"> </w:t>
       </w:r>
       <w:r>
         <w:rPr>
           <w:b/>
-          <w:u w:val="single"/>
         </w:rPr>
         <w:t>Hybrid</w:t>
       </w:r>
@@ -4047,14 +3548,12 @@
         <w:rPr>
           <w:b/>
           <w:spacing w:val="-10"/>
-          <w:u w:val="single"/>
         </w:rPr>
         <w:t xml:space="preserve"> </w:t>
       </w:r>
       <w:r>
         <w:rPr>
           <w:b/>
-          <w:u w:val="single"/>
         </w:rPr>
         <w:t>Cloud</w:t>
       </w:r>
@@ -4062,14 +3561,12 @@
         <w:rPr>
           <w:b/>
           <w:spacing w:val="-8"/>
-          <w:u w:val="single"/>
         </w:rPr>
         <w:t xml:space="preserve"> </w:t>
       </w:r>
       <w:r>
         <w:rPr>
           <w:b/>
-          <w:u w:val="single"/>
         </w:rPr>
         <w:t>Security</w:t>
       </w:r>
@@ -4077,14 +3574,12 @@
         <w:rPr>
           <w:b/>
           <w:spacing w:val="-7"/>
-          <w:u w:val="single"/>
         </w:rPr>
         <w:t xml:space="preserve"> </w:t>
       </w:r>
       <w:r>
         <w:rPr>
           <w:b/>
-          <w:u w:val="single"/>
         </w:rPr>
         <w:t>&amp;</w:t>
       </w:r>
@@ -4092,14 +3587,12 @@
         <w:rPr>
           <w:b/>
           <w:spacing w:val="-7"/>
-          <w:u w:val="single"/>
         </w:rPr>
         <w:t xml:space="preserve"> </w:t>
       </w:r>
       <w:r>
         <w:rPr>
           <w:b/>
-          <w:u w:val="single"/>
         </w:rPr>
         <w:t>Storage</w:t>
       </w:r>
@@ -4107,14 +3600,12 @@
         <w:rPr>
           <w:b/>
           <w:spacing w:val="-8"/>
-          <w:u w:val="single"/>
         </w:rPr>
         <w:t xml:space="preserve"> </w:t>
       </w:r>
       <w:r>
         <w:rPr>
           <w:b/>
-          <w:u w:val="single"/>
         </w:rPr>
         <w:t>Networking</w:t>
       </w:r>
@@ -4122,9 +3613,41 @@
         <w:rPr>
           <w:b/>
           <w:spacing w:val="-8"/>
-          <w:u w:val="single"/>
-        </w:rPr>
-        <w:t xml:space="preserve"> </w:t>
+        </w:rPr>
+        <w:t xml:space="preserve"> </w:t>
+      </w:r>
+      <w:r>
+        <w:t>|</w:t>
+      </w:r>
+      <w:r>
+        <w:rPr>
+          <w:spacing w:val="-8"/>
+        </w:rPr>
+        <w:t xml:space="preserve"> </w:t>
+      </w:r>
+      <w:r>
+        <w:t>09/2023</w:t>
+      </w:r>
+      <w:r>
+        <w:rPr>
+          <w:spacing w:val="-8"/>
+        </w:rPr>
+        <w:t xml:space="preserve"> </w:t>
+      </w:r>
+      <w:r>
+        <w:t>–</w:t>
+      </w:r>
+      <w:r>
+        <w:rPr>
+          <w:spacing w:val="-8"/>
+        </w:rPr>
+        <w:t xml:space="preserve"> </w:t>
+      </w:r>
+      <w:r>
+        <w:rPr>
+          <w:spacing w:val="-2"/>
+        </w:rPr>
+        <w:t>Present</w:t>
       </w:r>
     </w:p>
     <w:p>
@@ -5115,17 +4638,15 @@
     </w:p>
     <w:p>
       <w:pPr>
-        <w:pStyle w:val="Heading2"/>
+        <w:pStyle w:val="Heading3"/>
         <w:spacing w:before="200"/>
         <w:rPr>
           <w:rFonts w:ascii="Calibri"/>
-          <w:u w:val="single"/>
         </w:rPr>
       </w:pPr>
       <w:r>
         <w:rPr>
           <w:rFonts w:ascii="Calibri"/>
-          <w:u w:val="single"/>
         </w:rPr>
         <w:t>Cisco</w:t>
       </w:r>
@@ -5133,7 +4654,6 @@
         <w:rPr>
           <w:rFonts w:ascii="Calibri"/>
           <w:spacing w:val="-1"/>
-          <w:u w:val="single"/>
         </w:rPr>
         <w:t xml:space="preserve"> </w:t>
       </w:r>
@@ -5141,69 +4661,18 @@
         <w:rPr>
           <w:rFonts w:ascii="Calibri"/>
           <w:spacing w:val="-2"/>
-          <w:u w:val="single"/>
         </w:rPr>
         <w:t>Systems</w:t>
-      </w:r>
-      <w:r>
-        <w:rPr>
-          <w:rFonts w:ascii="Calibri"/>
-          <w:spacing w:val="-2"/>
-          <w:u w:val="single"/>
-        </w:rPr>
-        <w:t xml:space="preserve"> </w:t>
-      </w:r>
-      <w:r>
-        <w:rPr>
-          <w:sz w:val="22"/>
-          <w:u w:val="single"/>
-        </w:rPr>
-        <w:t>|2009</w:t>
-      </w:r>
-      <w:r>
-        <w:rPr>
-          <w:spacing w:val="-7"/>
-          <w:sz w:val="22"/>
-          <w:u w:val="single"/>
-        </w:rPr>
-        <w:t xml:space="preserve"> </w:t>
-      </w:r>
-      <w:r>
-        <w:rPr>
-          <w:sz w:val="22"/>
-          <w:u w:val="single"/>
-        </w:rPr>
-        <w:t>–</w:t>
-      </w:r>
-      <w:r>
-        <w:rPr>
-          <w:spacing w:val="-8"/>
-          <w:sz w:val="22"/>
-          <w:u w:val="single"/>
-        </w:rPr>
-        <w:t xml:space="preserve"> </w:t>
-      </w:r>
-      <w:r>
-        <w:rPr>
-          <w:spacing w:val="-4"/>
-          <w:sz w:val="22"/>
-          <w:u w:val="single"/>
-        </w:rPr>
-        <w:t>2023</w:t>
       </w:r>
     </w:p>
     <w:p>
       <w:pPr>
         <w:spacing w:before="79"/>
         <w:ind w:left="360"/>
-        <w:rPr>
-          <w:u w:val="single"/>
-        </w:rPr>
       </w:pPr>
       <w:r>
         <w:rPr>
           <w:b/>
-          <w:u w:val="single"/>
         </w:rPr>
         <w:t>Technical</w:t>
       </w:r>
@@ -5211,14 +4680,12 @@
         <w:rPr>
           <w:b/>
           <w:spacing w:val="-9"/>
-          <w:u w:val="single"/>
         </w:rPr>
         <w:t xml:space="preserve"> </w:t>
       </w:r>
       <w:r>
         <w:rPr>
           <w:b/>
-          <w:u w:val="single"/>
         </w:rPr>
         <w:t>Leader</w:t>
       </w:r>
@@ -5226,14 +4693,12 @@
         <w:rPr>
           <w:b/>
           <w:spacing w:val="-9"/>
-          <w:u w:val="single"/>
         </w:rPr>
         <w:t xml:space="preserve"> </w:t>
       </w:r>
       <w:r>
         <w:rPr>
           <w:b/>
-          <w:u w:val="single"/>
         </w:rPr>
         <w:t>/</w:t>
       </w:r>
@@ -5241,14 +4706,12 @@
         <w:rPr>
           <w:b/>
           <w:spacing w:val="-6"/>
-          <w:u w:val="single"/>
         </w:rPr>
         <w:t xml:space="preserve"> </w:t>
       </w:r>
       <w:r>
         <w:rPr>
           <w:b/>
-          <w:u w:val="single"/>
         </w:rPr>
         <w:t>Manager,</w:t>
       </w:r>
@@ -5256,14 +4719,12 @@
         <w:rPr>
           <w:b/>
           <w:spacing w:val="-7"/>
-          <w:u w:val="single"/>
         </w:rPr>
         <w:t xml:space="preserve"> </w:t>
       </w:r>
       <w:r>
         <w:rPr>
           <w:b/>
-          <w:u w:val="single"/>
         </w:rPr>
         <w:t>Cloud</w:t>
       </w:r>
@@ -5271,14 +4732,12 @@
         <w:rPr>
           <w:b/>
           <w:spacing w:val="-8"/>
-          <w:u w:val="single"/>
         </w:rPr>
         <w:t xml:space="preserve"> </w:t>
       </w:r>
       <w:r>
         <w:rPr>
           <w:b/>
-          <w:u w:val="single"/>
         </w:rPr>
         <w:t>Security</w:t>
       </w:r>
@@ -5286,14 +4745,12 @@
         <w:rPr>
           <w:b/>
           <w:spacing w:val="-8"/>
-          <w:u w:val="single"/>
         </w:rPr>
         <w:t xml:space="preserve"> </w:t>
       </w:r>
       <w:r>
         <w:rPr>
           <w:b/>
-          <w:u w:val="single"/>
         </w:rPr>
         <w:t>&amp;</w:t>
       </w:r>
@@ -5301,14 +4758,12 @@
         <w:rPr>
           <w:b/>
           <w:spacing w:val="-6"/>
-          <w:u w:val="single"/>
         </w:rPr>
         <w:t xml:space="preserve"> </w:t>
       </w:r>
       <w:r>
         <w:rPr>
           <w:b/>
-          <w:u w:val="single"/>
         </w:rPr>
         <w:t>Data</w:t>
       </w:r>
@@ -5316,14 +4771,12 @@
         <w:rPr>
           <w:b/>
           <w:spacing w:val="-8"/>
-          <w:u w:val="single"/>
         </w:rPr>
         <w:t xml:space="preserve"> </w:t>
       </w:r>
       <w:r>
         <w:rPr>
           <w:b/>
-          <w:u w:val="single"/>
         </w:rPr>
         <w:t>Center</w:t>
       </w:r>
@@ -5331,9 +4784,41 @@
         <w:rPr>
           <w:b/>
           <w:spacing w:val="-9"/>
-          <w:u w:val="single"/>
-        </w:rPr>
-        <w:t xml:space="preserve"> </w:t>
+        </w:rPr>
+        <w:t xml:space="preserve"> </w:t>
+      </w:r>
+      <w:r>
+        <w:t>|</w:t>
+      </w:r>
+      <w:r>
+        <w:rPr>
+          <w:spacing w:val="-8"/>
+        </w:rPr>
+        <w:t xml:space="preserve"> </w:t>
+      </w:r>
+      <w:r>
+        <w:t>2009</w:t>
+      </w:r>
+      <w:r>
+        <w:rPr>
+          <w:spacing w:val="-7"/>
+        </w:rPr>
+        <w:t xml:space="preserve"> </w:t>
+      </w:r>
+      <w:r>
+        <w:t>–</w:t>
+      </w:r>
+      <w:r>
+        <w:rPr>
+          <w:spacing w:val="-8"/>
+        </w:rPr>
+        <w:t xml:space="preserve"> </w:t>
+      </w:r>
+      <w:r>
+        <w:rPr>
+          <w:spacing w:val="-4"/>
+        </w:rPr>
+        <w:t>2023</w:t>
       </w:r>
     </w:p>
     <w:p>
@@ -5549,11 +5034,9 @@
         </w:rPr>
         <w:t xml:space="preserve"> </w:t>
       </w:r>
-      <w:proofErr w:type="spellStart"/>
       <w:r>
         <w:t>TrustSec</w:t>
       </w:r>
-      <w:proofErr w:type="spellEnd"/>
       <w:r>
         <w:rPr>
           <w:spacing w:val="-10"/>
@@ -6079,7 +5562,7 @@
         <w:t xml:space="preserve"> </w:t>
       </w:r>
       <w:r>
-        <w:t>RBAC frameworks to support secure cloud operations and AI-assisted security policy workflows.</w:t>
+        <w:t>RBAC frameworks to support secure cloud operations and AI-assisted security policy workﬂows.</w:t>
       </w:r>
     </w:p>
     <w:p>
@@ -6130,11 +5613,9 @@
         </w:rPr>
         <w:t xml:space="preserve"> </w:t>
       </w:r>
-      <w:proofErr w:type="spellStart"/>
       <w:r>
         <w:t>TrustSec</w:t>
       </w:r>
-      <w:proofErr w:type="spellEnd"/>
       <w:r>
         <w:rPr>
           <w:spacing w:val="-10"/>
@@ -6201,28 +5682,206 @@
           <w:tab w:val="left" w:pos="519"/>
         </w:tabs>
         <w:spacing w:before="39"/>
+        <w:ind w:right="694" w:firstLine="0"/>
+      </w:pPr>
+      <w:r>
+        <w:t>Managed</w:t>
+      </w:r>
+      <w:r>
+        <w:rPr>
+          <w:spacing w:val="-8"/>
+        </w:rPr>
+        <w:t xml:space="preserve"> </w:t>
+      </w:r>
+      <w:r>
+        <w:t>secure</w:t>
+      </w:r>
+      <w:r>
+        <w:rPr>
+          <w:spacing w:val="-4"/>
+        </w:rPr>
+        <w:t xml:space="preserve"> </w:t>
+      </w:r>
+      <w:r>
+        <w:t>cloud-based</w:t>
+      </w:r>
+      <w:r>
+        <w:rPr>
+          <w:spacing w:val="-6"/>
+        </w:rPr>
+        <w:t xml:space="preserve"> </w:t>
+      </w:r>
+      <w:r>
+        <w:t>and</w:t>
+      </w:r>
+      <w:r>
+        <w:rPr>
+          <w:spacing w:val="-6"/>
+        </w:rPr>
+        <w:t xml:space="preserve"> </w:t>
+      </w:r>
+      <w:r>
+        <w:t>on-prem</w:t>
+      </w:r>
+      <w:r>
+        <w:rPr>
+          <w:spacing w:val="-6"/>
+        </w:rPr>
+        <w:t xml:space="preserve"> </w:t>
+      </w:r>
+      <w:r>
+        <w:t>POC</w:t>
+      </w:r>
+      <w:r>
+        <w:rPr>
+          <w:spacing w:val="-5"/>
+        </w:rPr>
+        <w:t xml:space="preserve"> </w:t>
+      </w:r>
+      <w:r>
+        <w:t>labs</w:t>
+      </w:r>
+      <w:r>
+        <w:rPr>
+          <w:spacing w:val="-5"/>
+        </w:rPr>
+        <w:t xml:space="preserve"> </w:t>
+      </w:r>
+      <w:r>
+        <w:t>demonstrating</w:t>
+      </w:r>
+      <w:r>
+        <w:rPr>
+          <w:spacing w:val="-6"/>
+        </w:rPr>
+        <w:t xml:space="preserve"> </w:t>
+      </w:r>
+      <w:r>
+        <w:t>security</w:t>
+      </w:r>
+      <w:r>
+        <w:rPr>
+          <w:spacing w:val="-4"/>
+        </w:rPr>
+        <w:t xml:space="preserve"> </w:t>
+      </w:r>
+      <w:r>
+        <w:t>capabilities</w:t>
+      </w:r>
+      <w:r>
+        <w:rPr>
+          <w:spacing w:val="-5"/>
+        </w:rPr>
+        <w:t xml:space="preserve"> </w:t>
+      </w:r>
+      <w:r>
+        <w:t>for</w:t>
+      </w:r>
+      <w:r>
+        <w:rPr>
+          <w:spacing w:val="-7"/>
+        </w:rPr>
+        <w:t xml:space="preserve"> </w:t>
+      </w:r>
+      <w:r>
+        <w:t>customers,</w:t>
+      </w:r>
+      <w:r>
+        <w:rPr>
+          <w:spacing w:val="-7"/>
+        </w:rPr>
+        <w:t xml:space="preserve"> </w:t>
+      </w:r>
+      <w:r>
+        <w:t>SEs,</w:t>
+      </w:r>
+      <w:r>
+        <w:rPr>
+          <w:spacing w:val="-5"/>
+        </w:rPr>
+        <w:t xml:space="preserve"> </w:t>
+      </w:r>
+      <w:r>
+        <w:t>and partners, including encryption, segmentation, and compliance validation scenarios.</w:t>
+      </w:r>
+    </w:p>
+    <w:p>
+      <w:pPr>
+        <w:pStyle w:val="ListParagraph"/>
+        <w:numPr>
+          <w:ilvl w:val="0"/>
+          <w:numId w:val="1"/>
+        </w:numPr>
+        <w:tabs>
+          <w:tab w:val="left" w:pos="519"/>
+        </w:tabs>
         <w:ind w:right="852" w:firstLine="0"/>
       </w:pPr>
       <w:r>
-        <w:t>Managed</w:t>
-      </w:r>
-      <w:r>
-        <w:rPr>
-          <w:spacing w:val="-8"/>
-        </w:rPr>
-        <w:t xml:space="preserve"> </w:t>
-      </w:r>
-      <w:r>
-        <w:t>secure</w:t>
-      </w:r>
-      <w:r>
-        <w:rPr>
-          <w:spacing w:val="-4"/>
-        </w:rPr>
-        <w:t xml:space="preserve"> </w:t>
-      </w:r>
-      <w:r>
-        <w:t>cloud-based</w:t>
+        <w:t>Engaged</w:t>
+      </w:r>
+      <w:r>
+        <w:rPr>
+          <w:spacing w:val="-10"/>
+        </w:rPr>
+        <w:t xml:space="preserve"> </w:t>
+      </w:r>
+      <w:r>
+        <w:t>with</w:t>
+      </w:r>
+      <w:r>
+        <w:rPr>
+          <w:spacing w:val="-8"/>
+        </w:rPr>
+        <w:t xml:space="preserve"> </w:t>
+      </w:r>
+      <w:r>
+        <w:t>Security,</w:t>
+      </w:r>
+      <w:r>
+        <w:rPr>
+          <w:spacing w:val="-9"/>
+        </w:rPr>
+        <w:t xml:space="preserve"> </w:t>
+      </w:r>
+      <w:r>
+        <w:t>Engineering,</w:t>
+      </w:r>
+      <w:r>
+        <w:rPr>
+          <w:spacing w:val="-7"/>
+        </w:rPr>
+        <w:t xml:space="preserve"> </w:t>
+      </w:r>
+      <w:r>
+        <w:t>Partners,</w:t>
+      </w:r>
+      <w:r>
+        <w:rPr>
+          <w:spacing w:val="-7"/>
+        </w:rPr>
+        <w:t xml:space="preserve"> </w:t>
+      </w:r>
+      <w:r>
+        <w:t>and</w:t>
+      </w:r>
+      <w:r>
+        <w:rPr>
+          <w:spacing w:val="-8"/>
+        </w:rPr>
+        <w:t xml:space="preserve"> </w:t>
+      </w:r>
+      <w:r>
+        <w:t>Customers</w:t>
+      </w:r>
+      <w:r>
+        <w:rPr>
+          <w:spacing w:val="-7"/>
+        </w:rPr>
+        <w:t xml:space="preserve"> </w:t>
+      </w:r>
+      <w:r>
+        <w:t>to</w:t>
       </w:r>
       <w:r>
         <w:rPr>
@@ -6231,47 +5890,11 @@
         <w:t xml:space="preserve"> </w:t>
       </w:r>
       <w:r>
-        <w:t>and</w:t>
-      </w:r>
-      <w:r>
-        <w:rPr>
-          <w:spacing w:val="-6"/>
-        </w:rPr>
-        <w:t xml:space="preserve"> </w:t>
-      </w:r>
-      <w:r>
-        <w:t>on-prem</w:t>
-      </w:r>
-      <w:r>
-        <w:rPr>
-          <w:spacing w:val="-6"/>
-        </w:rPr>
-        <w:t xml:space="preserve"> </w:t>
-      </w:r>
-      <w:r>
-        <w:t>POC</w:t>
-      </w:r>
-      <w:r>
-        <w:rPr>
-          <w:spacing w:val="-5"/>
-        </w:rPr>
-        <w:t xml:space="preserve"> </w:t>
-      </w:r>
-      <w:r>
-        <w:t>labs</w:t>
-      </w:r>
-      <w:r>
-        <w:rPr>
-          <w:spacing w:val="-5"/>
-        </w:rPr>
-        <w:t xml:space="preserve"> </w:t>
-      </w:r>
-      <w:r>
-        <w:t>demonstrating</w:t>
-      </w:r>
-      <w:r>
-        <w:rPr>
-          <w:spacing w:val="-6"/>
+        <w:t>capture</w:t>
+      </w:r>
+      <w:r>
+        <w:rPr>
+          <w:spacing w:val="-9"/>
         </w:rPr>
         <w:t xml:space="preserve"> </w:t>
       </w:r>
@@ -6280,21 +5903,12 @@
       </w:r>
       <w:r>
         <w:rPr>
-          <w:spacing w:val="-4"/>
-        </w:rPr>
-        <w:t xml:space="preserve"> </w:t>
-      </w:r>
-      <w:r>
-        <w:t>capabilities</w:t>
-      </w:r>
-      <w:r>
-        <w:rPr>
-          <w:spacing w:val="-5"/>
-        </w:rPr>
-        <w:t xml:space="preserve"> </w:t>
-      </w:r>
-      <w:r>
-        <w:t>for</w:t>
+          <w:spacing w:val="-8"/>
+        </w:rPr>
+        <w:t xml:space="preserve"> </w:t>
+      </w:r>
+      <w:r>
+        <w:t>requirements,</w:t>
       </w:r>
       <w:r>
         <w:rPr>
@@ -6303,25 +5917,16 @@
         <w:t xml:space="preserve"> </w:t>
       </w:r>
       <w:r>
-        <w:t>customers,</w:t>
-      </w:r>
-      <w:r>
-        <w:rPr>
-          <w:spacing w:val="-7"/>
-        </w:rPr>
-        <w:t xml:space="preserve"> </w:t>
-      </w:r>
-      <w:r>
-        <w:t>SEs,</w:t>
-      </w:r>
-      <w:r>
-        <w:rPr>
-          <w:spacing w:val="-5"/>
-        </w:rPr>
-        <w:t xml:space="preserve"> </w:t>
-      </w:r>
-      <w:r>
-        <w:t>and partners, including encryption, segmentation, and compliance validation scenarios.</w:t>
+        <w:t>shape</w:t>
+      </w:r>
+      <w:r>
+        <w:rPr>
+          <w:spacing w:val="-9"/>
+        </w:rPr>
+        <w:t xml:space="preserve"> </w:t>
+      </w:r>
+      <w:r>
+        <w:t>security roadmap priorities, and deliver capabilities meeting compliance and threat protection standards.</w:t>
       </w:r>
     </w:p>
     <w:sectPr>
@@ -6336,10 +5941,10 @@
 <file path=word/numbering.xml><?xml version="1.0" encoding="utf-8"?>
 <w:numbering xmlns:wpc="http://schemas.microsoft.com/office/word/2010/wordprocessingCanvas" xmlns:cx="http://schemas.microsoft.com/office/drawing/2014/chartex" xmlns:cx1="http://schemas.microsoft.com/office/drawing/2015/9/8/chartex" xmlns:cx2="http://schemas.microsoft.com/office/drawing/2015/10/21/chartex" xmlns:cx3="http://schemas.microsoft.com/office/drawing/2016/5/9/chartex" xmlns:cx4="http://schemas.microsoft.com/office/drawing/2016/5/10/chartex" xmlns:cx5="http://schemas.microsoft.com/office/drawing/2016/5/11/chartex" xmlns:cx6="http://schemas.microsoft.com/office/drawing/2016/5/12/chartex" xmlns:cx7="http://schemas.microsoft.com/office/drawing/2016/5/13/chartex" xmlns:cx8="http://schemas.microsoft.com/office/drawing/2016/5/14/chartex" xmlns:mc="http://schemas.openxmlformats.org/markup-compatibility/2006" xmlns:aink="http://schemas.microsoft.com/office/drawing/2016/ink" xmlns:am3d="http://schemas.microsoft.com/office/drawing/2017/model3d" xmlns:o="urn:schemas-microsoft-com:office:office" xmlns:oel="http://schemas.microsoft.com/office/2019/extlst" xmlns:r="http://schemas.openxmlformats.org/officeDocument/2006/relationships" xmlns:m="http://schemas.openxmlformats.org/officeDocument/2006/math" xmlns:v="urn:schemas-microsoft-com:vml" xmlns:wp14="http://schemas.microsoft.com/office/word/2010/wordprocessingDrawing" xmlns:wp="http://schemas.openxmlformats.org/drawingml/2006/wordprocessingDrawing" xmlns:w10="urn:schemas-microsoft-com:office:word" xmlns:w="http://schemas.openxmlformats.org/wordprocessingml/2006/main" xmlns:w14="http://schemas.microsoft.com/office/word/2010/wordml" xmlns:w15="http://schemas.microsoft.com/office/word/2012/wordml" xmlns:w16cex="http://schemas.microsoft.com/office/word/2018/wordml/cex" xmlns:w16cid="http://schemas.microsoft.com/office/word/2016/wordml/cid" xmlns:w16="http://schemas.microsoft.com/office/word/2018/wordml" xmlns:w16du="http://schemas.microsoft.com/office/word/2023/wordml/word16du" xmlns:w16sdtdh="http://schemas.microsoft.com/office/word/2020/wordml/sdtdatahash" xmlns:w16sdtfl="http://schemas.microsoft.com/office/word/2024/wordml/sdtformatlock" xmlns:w16se="http://schemas.microsoft.com/office/word/2015/wordml/symex" xmlns:wpg="http://schemas.microsoft.com/office/word/2010/wordprocessingGroup" xmlns:wpi="http://schemas.microsoft.com/office/word/2010/wordprocessingInk" xmlns:wne="http://schemas.microsoft.com/office/word/2006/wordml" xmlns:wps="http://schemas.microsoft.com/office/word/2010/wordprocessingShape" mc:Ignorable="w14 w15 w16se w16cid w16 w16cex w16sdtdh w16sdtfl w16du wp14">
   <w:abstractNum w:abstractNumId="0" w15:restartNumberingAfterBreak="0">
-    <w:nsid w:val="31B80DA2"/>
+    <w:nsid w:val="0EA1562E"/>
     <w:multiLevelType w:val="hybridMultilevel"/>
-    <w:tmpl w:val="48D0DCF2"/>
-    <w:lvl w:ilvl="0" w:tplc="DA72D47A">
+    <w:tmpl w:val="74BA5D02"/>
+    <w:lvl w:ilvl="0" w:tplc="AFC81CDC">
       <w:numFmt w:val="bullet"/>
       <w:lvlText w:val="•"/>
       <w:lvlJc w:val="left"/>
@@ -6353,7 +5958,7 @@
         <w:lang w:val="en-US" w:eastAsia="en-US" w:bidi="ar-SA"/>
       </w:rPr>
     </w:lvl>
-    <w:lvl w:ilvl="1" w:tplc="D0ECAD68">
+    <w:lvl w:ilvl="1" w:tplc="7160CCCC">
       <w:numFmt w:val="bullet"/>
       <w:lvlText w:val="•"/>
       <w:lvlJc w:val="left"/>
@@ -6365,7 +5970,7 @@
         <w:lang w:val="en-US" w:eastAsia="en-US" w:bidi="ar-SA"/>
       </w:rPr>
     </w:lvl>
-    <w:lvl w:ilvl="2" w:tplc="02420104">
+    <w:lvl w:ilvl="2" w:tplc="6010E3EE">
       <w:numFmt w:val="bullet"/>
       <w:lvlText w:val="•"/>
       <w:lvlJc w:val="left"/>
@@ -6377,7 +5982,7 @@
         <w:lang w:val="en-US" w:eastAsia="en-US" w:bidi="ar-SA"/>
       </w:rPr>
     </w:lvl>
-    <w:lvl w:ilvl="3" w:tplc="668A52C4">
+    <w:lvl w:ilvl="3" w:tplc="D98695BC">
       <w:numFmt w:val="bullet"/>
       <w:lvlText w:val="•"/>
       <w:lvlJc w:val="left"/>
@@ -6389,7 +5994,7 @@
         <w:lang w:val="en-US" w:eastAsia="en-US" w:bidi="ar-SA"/>
       </w:rPr>
     </w:lvl>
-    <w:lvl w:ilvl="4" w:tplc="B7721956">
+    <w:lvl w:ilvl="4" w:tplc="EEF8522A">
       <w:numFmt w:val="bullet"/>
       <w:lvlText w:val="•"/>
       <w:lvlJc w:val="left"/>
@@ -6401,7 +6006,7 @@
         <w:lang w:val="en-US" w:eastAsia="en-US" w:bidi="ar-SA"/>
       </w:rPr>
     </w:lvl>
-    <w:lvl w:ilvl="5" w:tplc="4224DE58">
+    <w:lvl w:ilvl="5" w:tplc="78F84E04">
       <w:numFmt w:val="bullet"/>
       <w:lvlText w:val="•"/>
       <w:lvlJc w:val="left"/>
@@ -6413,7 +6018,7 @@
         <w:lang w:val="en-US" w:eastAsia="en-US" w:bidi="ar-SA"/>
       </w:rPr>
     </w:lvl>
-    <w:lvl w:ilvl="6" w:tplc="65D0445E">
+    <w:lvl w:ilvl="6" w:tplc="649418A4">
       <w:numFmt w:val="bullet"/>
       <w:lvlText w:val="•"/>
       <w:lvlJc w:val="left"/>
@@ -6425,7 +6030,7 @@
         <w:lang w:val="en-US" w:eastAsia="en-US" w:bidi="ar-SA"/>
       </w:rPr>
     </w:lvl>
-    <w:lvl w:ilvl="7" w:tplc="2F3675C0">
+    <w:lvl w:ilvl="7" w:tplc="D4A69E26">
       <w:numFmt w:val="bullet"/>
       <w:lvlText w:val="•"/>
       <w:lvlJc w:val="left"/>
@@ -6437,7 +6042,7 @@
         <w:lang w:val="en-US" w:eastAsia="en-US" w:bidi="ar-SA"/>
       </w:rPr>
     </w:lvl>
-    <w:lvl w:ilvl="8" w:tplc="E11A36C6">
+    <w:lvl w:ilvl="8" w:tplc="C70804DE">
       <w:numFmt w:val="bullet"/>
       <w:lvlText w:val="•"/>
       <w:lvlJc w:val="left"/>
@@ -6450,7 +6055,7 @@
       </w:rPr>
     </w:lvl>
   </w:abstractNum>
-  <w:num w:numId="1" w16cid:durableId="2090809383">
+  <w:num w:numId="1" w16cid:durableId="287013313">
     <w:abstractNumId w:val="0"/>
   </w:num>
 </w:numbering>
@@ -6866,9 +6471,28 @@
     <w:uiPriority w:val="9"/>
     <w:qFormat/>
     <w:pPr>
+      <w:spacing w:before="20" w:line="391" w:lineRule="exact"/>
+      <w:ind w:left="358" w:right="6"/>
+      <w:jc w:val="center"/>
+      <w:outlineLvl w:val="0"/>
+    </w:pPr>
+    <w:rPr>
+      <w:b/>
+      <w:bCs/>
+      <w:sz w:val="32"/>
+      <w:szCs w:val="32"/>
+    </w:rPr>
+  </w:style>
+  <w:style w:type="paragraph" w:styleId="Heading2">
+    <w:name w:val="heading 2"/>
+    <w:basedOn w:val="Normal"/>
+    <w:uiPriority w:val="9"/>
+    <w:unhideWhenUsed/>
+    <w:qFormat/>
+    <w:pPr>
       <w:spacing w:before="240"/>
       <w:ind w:left="360"/>
-      <w:outlineLvl w:val="0"/>
+      <w:outlineLvl w:val="1"/>
     </w:pPr>
     <w:rPr>
       <w:rFonts w:ascii="Arial" w:eastAsia="Arial" w:hAnsi="Arial" w:cs="Arial"/>
@@ -6878,8 +6502,8 @@
       <w:szCs w:val="28"/>
     </w:rPr>
   </w:style>
-  <w:style w:type="paragraph" w:styleId="Heading2">
-    <w:name w:val="heading 2"/>
+  <w:style w:type="paragraph" w:styleId="Heading3">
+    <w:name w:val="heading 3"/>
     <w:basedOn w:val="Normal"/>
     <w:uiPriority w:val="9"/>
     <w:unhideWhenUsed/>
@@ -6887,7 +6511,7 @@
     <w:pPr>
       <w:spacing w:before="201"/>
       <w:ind w:left="360"/>
-      <w:outlineLvl w:val="1"/>
+      <w:outlineLvl w:val="2"/>
     </w:pPr>
     <w:rPr>
       <w:rFonts w:ascii="Arial" w:eastAsia="Arial" w:hAnsi="Arial" w:cs="Arial"/>
@@ -6934,23 +6558,6 @@
       <w:ind w:left="359"/>
     </w:pPr>
   </w:style>
-  <w:style w:type="paragraph" w:styleId="Title">
-    <w:name w:val="Title"/>
-    <w:basedOn w:val="Normal"/>
-    <w:uiPriority w:val="10"/>
-    <w:qFormat/>
-    <w:pPr>
-      <w:spacing w:before="20" w:line="391" w:lineRule="exact"/>
-      <w:ind w:left="358" w:right="6"/>
-      <w:jc w:val="center"/>
-    </w:pPr>
-    <w:rPr>
-      <w:b/>
-      <w:bCs/>
-      <w:sz w:val="32"/>
-      <w:szCs w:val="32"/>
-    </w:rPr>
-  </w:style>
   <w:style w:type="paragraph" w:styleId="ListParagraph">
     <w:name w:val="List Paragraph"/>
     <w:basedOn w:val="Normal"/>
@@ -6966,42 +6573,6 @@
     <w:basedOn w:val="Normal"/>
     <w:uiPriority w:val="1"/>
     <w:qFormat/>
-  </w:style>
-  <w:style w:type="paragraph" w:styleId="IntenseQuote">
-    <w:name w:val="Intense Quote"/>
-    <w:basedOn w:val="Normal"/>
-    <w:next w:val="Normal"/>
-    <w:link w:val="IntenseQuoteChar"/>
-    <w:uiPriority w:val="30"/>
-    <w:qFormat/>
-    <w:rsid w:val="00894ED3"/>
-    <w:pPr>
-      <w:pBdr>
-        <w:top w:val="single" w:sz="4" w:space="10" w:color="4F81BD" w:themeColor="accent1"/>
-        <w:bottom w:val="single" w:sz="4" w:space="10" w:color="4F81BD" w:themeColor="accent1"/>
-      </w:pBdr>
-      <w:spacing w:before="360" w:after="360"/>
-      <w:ind w:left="864" w:right="864"/>
-      <w:jc w:val="center"/>
-    </w:pPr>
-    <w:rPr>
-      <w:i/>
-      <w:iCs/>
-      <w:color w:val="4F81BD" w:themeColor="accent1"/>
-    </w:rPr>
-  </w:style>
-  <w:style w:type="character" w:customStyle="1" w:styleId="IntenseQuoteChar">
-    <w:name w:val="Intense Quote Char"/>
-    <w:basedOn w:val="DefaultParagraphFont"/>
-    <w:link w:val="IntenseQuote"/>
-    <w:uiPriority w:val="30"/>
-    <w:rsid w:val="00894ED3"/>
-    <w:rPr>
-      <w:rFonts w:ascii="Calibri" w:eastAsia="Calibri" w:hAnsi="Calibri" w:cs="Calibri"/>
-      <w:i/>
-      <w:iCs/>
-      <w:color w:val="4F81BD" w:themeColor="accent1"/>
-    </w:rPr>
   </w:style>
 </w:styles>
 </file>
